--- a/templates/act_meter_reading.docx
+++ b/templates/act_meter_reading.docx
@@ -384,27 +384,7 @@
                       <w:szCs w:val="24"/>
                       <w:lang w:val="en-US"/>
                     </w:rPr>
-                    <w:t>{{</w:t>
-                  </w:r>
-                  <w:proofErr w:type="spellStart"/>
-                  <w:r>
-                    <w:rPr>
-                      <w:b/>
-                      <w:sz w:val="24"/>
-                      <w:szCs w:val="24"/>
-                      <w:lang w:val="en-US"/>
-                    </w:rPr>
-                    <w:t>area_name</w:t>
-                  </w:r>
-                  <w:proofErr w:type="spellEnd"/>
-                  <w:r>
-                    <w:rPr>
-                      <w:b/>
-                      <w:sz w:val="24"/>
-                      <w:szCs w:val="24"/>
-                      <w:lang w:val="en-US"/>
-                    </w:rPr>
-                    <w:t>}}</w:t>
+                    <w:t>{{area_name}}</w:t>
                   </w:r>
                 </w:p>
                 <w:p>
@@ -517,55 +497,7 @@
           <w:sz w:val="24"/>
           <w:szCs w:val="24"/>
         </w:rPr>
-        <w:t>“{{</w:t>
-      </w:r>
-      <w:proofErr w:type="spellStart"/>
-      <w:r>
-        <w:rPr>
-          <w:sz w:val="24"/>
-          <w:szCs w:val="24"/>
-        </w:rPr>
-        <w:t>day</w:t>
-      </w:r>
-      <w:proofErr w:type="spellEnd"/>
-      <w:r>
-        <w:rPr>
-          <w:sz w:val="24"/>
-          <w:szCs w:val="24"/>
-        </w:rPr>
-        <w:t>}}” {{</w:t>
-      </w:r>
-      <w:proofErr w:type="spellStart"/>
-      <w:r>
-        <w:rPr>
-          <w:sz w:val="24"/>
-          <w:szCs w:val="24"/>
-        </w:rPr>
-        <w:t>month</w:t>
-      </w:r>
-      <w:proofErr w:type="spellEnd"/>
-      <w:r>
-        <w:rPr>
-          <w:sz w:val="24"/>
-          <w:szCs w:val="24"/>
-        </w:rPr>
-        <w:t>}} {{</w:t>
-      </w:r>
-      <w:proofErr w:type="spellStart"/>
-      <w:r>
-        <w:rPr>
-          <w:sz w:val="24"/>
-          <w:szCs w:val="24"/>
-        </w:rPr>
-        <w:t>year</w:t>
-      </w:r>
-      <w:proofErr w:type="spellEnd"/>
-      <w:r>
-        <w:rPr>
-          <w:sz w:val="24"/>
-          <w:szCs w:val="24"/>
-        </w:rPr>
-        <w:t>}} год</w:t>
+        <w:t>“{{day}}” {{month}} {{year}} год</w:t>
       </w:r>
     </w:p>
     <w:p>
@@ -581,55 +513,7 @@
           <w:sz w:val="24"/>
           <w:szCs w:val="24"/>
         </w:rPr>
-        <w:t>{{#with_representatives}}Представитель ТОО «Межрегионэнерготранзит» {{</w:t>
-      </w:r>
-      <w:proofErr w:type="spellStart"/>
-      <w:r>
-        <w:rPr>
-          <w:sz w:val="24"/>
-          <w:szCs w:val="24"/>
-        </w:rPr>
-        <w:t>employee_position</w:t>
-      </w:r>
-      <w:proofErr w:type="spellEnd"/>
-      <w:r>
-        <w:rPr>
-          <w:sz w:val="24"/>
-          <w:szCs w:val="24"/>
-        </w:rPr>
-        <w:t>}} {{</w:t>
-      </w:r>
-      <w:proofErr w:type="spellStart"/>
-      <w:r>
-        <w:rPr>
-          <w:sz w:val="24"/>
-          <w:szCs w:val="24"/>
-        </w:rPr>
-        <w:t>employee_name</w:t>
-      </w:r>
-      <w:proofErr w:type="spellEnd"/>
-      <w:r>
-        <w:rPr>
-          <w:sz w:val="24"/>
-          <w:szCs w:val="24"/>
-        </w:rPr>
-        <w:t>}}{{/</w:t>
-      </w:r>
-      <w:proofErr w:type="spellStart"/>
-      <w:r>
-        <w:rPr>
-          <w:sz w:val="24"/>
-          <w:szCs w:val="24"/>
-        </w:rPr>
-        <w:t>with_representatives</w:t>
-      </w:r>
-      <w:proofErr w:type="spellEnd"/>
-      <w:r>
-        <w:rPr>
-          <w:sz w:val="24"/>
-          <w:szCs w:val="24"/>
-        </w:rPr>
-        <w:t>}}</w:t>
+        <w:t>{{#with_representatives}}Представитель ТОО «Межрегионэнерготранзит» {{employee_position}} {{employee_name}}{{/with_representatives}}</w:t>
       </w:r>
     </w:p>
     <w:p>
@@ -692,25 +576,7 @@
           <w:szCs w:val="24"/>
           <w:lang w:val="en-US"/>
         </w:rPr>
-        <w:t>: {{/</w:t>
-      </w:r>
-      <w:proofErr w:type="spellStart"/>
-      <w:r>
-        <w:rPr>
-          <w:sz w:val="24"/>
-          <w:szCs w:val="24"/>
-          <w:lang w:val="en-US"/>
-        </w:rPr>
-        <w:t>with_representatives</w:t>
-      </w:r>
-      <w:proofErr w:type="spellEnd"/>
-      <w:r>
-        <w:rPr>
-          <w:sz w:val="24"/>
-          <w:szCs w:val="24"/>
-          <w:lang w:val="en-US"/>
-        </w:rPr>
-        <w:t>}}</w:t>
+        <w:t>: {{/with_representatives}}</w:t>
       </w:r>
     </w:p>
     <w:p>
@@ -728,61 +594,7 @@
           <w:szCs w:val="24"/>
           <w:lang w:val="en-US"/>
         </w:rPr>
-        <w:t>{{#representatives_top}}{{representative_organization}} {{</w:t>
-      </w:r>
-      <w:proofErr w:type="spellStart"/>
-      <w:r>
-        <w:rPr>
-          <w:sz w:val="24"/>
-          <w:szCs w:val="24"/>
-          <w:lang w:val="en-US"/>
-        </w:rPr>
-        <w:t>representative_position</w:t>
-      </w:r>
-      <w:proofErr w:type="spellEnd"/>
-      <w:r>
-        <w:rPr>
-          <w:sz w:val="24"/>
-          <w:szCs w:val="24"/>
-          <w:lang w:val="en-US"/>
-        </w:rPr>
-        <w:t>}} {{</w:t>
-      </w:r>
-      <w:proofErr w:type="spellStart"/>
-      <w:r>
-        <w:rPr>
-          <w:sz w:val="24"/>
-          <w:szCs w:val="24"/>
-          <w:lang w:val="en-US"/>
-        </w:rPr>
-        <w:t>representative_name</w:t>
-      </w:r>
-      <w:proofErr w:type="spellEnd"/>
-      <w:r>
-        <w:rPr>
-          <w:sz w:val="24"/>
-          <w:szCs w:val="24"/>
-          <w:lang w:val="en-US"/>
-        </w:rPr>
-        <w:t>}}{{/</w:t>
-      </w:r>
-      <w:proofErr w:type="spellStart"/>
-      <w:r>
-        <w:rPr>
-          <w:sz w:val="24"/>
-          <w:szCs w:val="24"/>
-          <w:lang w:val="en-US"/>
-        </w:rPr>
-        <w:t>representatives_top</w:t>
-      </w:r>
-      <w:proofErr w:type="spellEnd"/>
-      <w:r>
-        <w:rPr>
-          <w:sz w:val="24"/>
-          <w:szCs w:val="24"/>
-          <w:lang w:val="en-US"/>
-        </w:rPr>
-        <w:t>}}</w:t>
+        <w:t>{{#representatives_top}}{{representative_organization}} {{representative_position}} {{representative_name}}{{/representatives_top}}</w:t>
       </w:r>
     </w:p>
     <w:p>
@@ -805,54 +617,36 @@
           <w:sz w:val="24"/>
           <w:szCs w:val="24"/>
         </w:rPr>
-        <w:t>о</w:t>
-      </w:r>
-      <w:r>
-        <w:rPr>
-          <w:sz w:val="24"/>
-          <w:szCs w:val="24"/>
-        </w:rPr>
-        <w:t xml:space="preserve"> </w:t>
-      </w:r>
-      <w:r>
-        <w:rPr>
-          <w:sz w:val="24"/>
-          <w:szCs w:val="24"/>
-        </w:rPr>
-        <w:t xml:space="preserve">снятие показаний </w:t>
-      </w:r>
-      <w:r>
-        <w:rPr>
-          <w:sz w:val="24"/>
-          <w:szCs w:val="24"/>
-        </w:rPr>
-        <w:t>прибора учета на стороне {{</w:t>
-      </w:r>
-      <w:proofErr w:type="spellStart"/>
-      <w:r>
-        <w:rPr>
-          <w:sz w:val="24"/>
-          <w:szCs w:val="24"/>
-        </w:rPr>
-        <w:t>voltage</w:t>
-      </w:r>
-      <w:proofErr w:type="spellEnd"/>
-      <w:r>
-        <w:rPr>
-          <w:sz w:val="24"/>
-          <w:szCs w:val="24"/>
-        </w:rPr>
-        <w:t>}}</w:t>
-      </w:r>
-      <w:proofErr w:type="spellStart"/>
-      <w:r>
-        <w:rPr>
-          <w:sz w:val="24"/>
-          <w:szCs w:val="24"/>
-        </w:rPr>
-        <w:t>кВ.</w:t>
-      </w:r>
-      <w:proofErr w:type="spellEnd"/>
+        <w:t xml:space="preserve">а работа по </w:t>
+      </w:r>
+      <w:r>
+        <w:rPr>
+          <w:sz w:val="24"/>
+          <w:szCs w:val="24"/>
+        </w:rPr>
+        <w:t>сняти</w:t>
+      </w:r>
+      <w:r>
+        <w:rPr>
+          <w:sz w:val="24"/>
+          <w:szCs w:val="24"/>
+        </w:rPr>
+        <w:t>ю</w:t>
+      </w:r>
+      <w:r>
+        <w:rPr>
+          <w:sz w:val="24"/>
+          <w:szCs w:val="24"/>
+        </w:rPr>
+        <w:t xml:space="preserve"> показаний </w:t>
+      </w:r>
+      <w:r>
+        <w:rPr>
+          <w:sz w:val="24"/>
+          <w:szCs w:val="24"/>
+        </w:rPr>
+        <w:t>прибора учета на стороне {{voltage}}кВ.</w:t>
+      </w:r>
     </w:p>
     <w:p>
       <w:pPr>
@@ -875,27 +669,7 @@
           <w:szCs w:val="24"/>
           <w:lang w:val="en-US"/>
         </w:rPr>
-        <w:t>{{</w:t>
-      </w:r>
-      <w:proofErr w:type="spellStart"/>
-      <w:r>
-        <w:rPr>
-          <w:b/>
-          <w:sz w:val="24"/>
-          <w:szCs w:val="24"/>
-          <w:lang w:val="en-US"/>
-        </w:rPr>
-        <w:t>connection_name</w:t>
-      </w:r>
-      <w:proofErr w:type="spellEnd"/>
-      <w:r>
-        <w:rPr>
-          <w:b/>
-          <w:sz w:val="24"/>
-          <w:szCs w:val="24"/>
-          <w:lang w:val="en-US"/>
-        </w:rPr>
-        <w:t>}}</w:t>
+        <w:t>{{connection_name}}</w:t>
       </w:r>
       <w:r>
         <w:rPr>
@@ -907,7 +681,6 @@
         </w:rPr>
         <w:tab/>
       </w:r>
-      <w:proofErr w:type="spellStart"/>
       <w:r>
         <w:rPr>
           <w:b/>
@@ -917,7 +690,6 @@
         </w:rPr>
         <w:t>Ктт</w:t>
       </w:r>
-      <w:proofErr w:type="spellEnd"/>
       <w:r>
         <w:rPr>
           <w:b/>
@@ -926,29 +698,7 @@
           <w:szCs w:val="24"/>
           <w:lang w:val="en-US"/>
         </w:rPr>
-        <w:t>={{</w:t>
-      </w:r>
-      <w:proofErr w:type="spellStart"/>
-      <w:r>
-        <w:rPr>
-          <w:b/>
-          <w:bCs/>
-          <w:sz w:val="24"/>
-          <w:szCs w:val="24"/>
-          <w:lang w:val="en-US"/>
-        </w:rPr>
-        <w:t>ct_ratio</w:t>
-      </w:r>
-      <w:proofErr w:type="spellEnd"/>
-      <w:r>
-        <w:rPr>
-          <w:b/>
-          <w:bCs/>
-          <w:sz w:val="24"/>
-          <w:szCs w:val="24"/>
-          <w:lang w:val="en-US"/>
-        </w:rPr>
-        <w:t>}}</w:t>
+        <w:t>={{ct_ratio}}</w:t>
       </w:r>
     </w:p>
     <w:tbl>
@@ -1132,15 +882,7 @@
               <w:jc w:val="center"/>
             </w:pPr>
             <w:r>
-              <w:t>{{</w:t>
-            </w:r>
-            <w:proofErr w:type="spellStart"/>
-            <w:r>
-              <w:t>meter_name</w:t>
-            </w:r>
-            <w:proofErr w:type="spellEnd"/>
-            <w:r>
-              <w:t>}}</w:t>
+              <w:t>{{meter_name}}</w:t>
             </w:r>
           </w:p>
         </w:tc>
@@ -1162,15 +904,7 @@
               <w:jc w:val="center"/>
             </w:pPr>
             <w:r>
-              <w:t>{{</w:t>
-            </w:r>
-            <w:proofErr w:type="spellStart"/>
-            <w:r>
-              <w:t>meter_serial</w:t>
-            </w:r>
-            <w:proofErr w:type="spellEnd"/>
-            <w:r>
-              <w:t>}}</w:t>
+              <w:t>{{meter_serial}}</w:t>
             </w:r>
           </w:p>
         </w:tc>
@@ -1224,23 +958,7 @@
                 <w:sz w:val="22"/>
                 <w:szCs w:val="22"/>
               </w:rPr>
-              <w:t>{{</w:t>
-            </w:r>
-            <w:proofErr w:type="spellStart"/>
-            <w:r>
-              <w:rPr>
-                <w:sz w:val="22"/>
-                <w:szCs w:val="22"/>
-              </w:rPr>
-              <w:t>reading_a_plus</w:t>
-            </w:r>
-            <w:proofErr w:type="spellEnd"/>
-            <w:r>
-              <w:rPr>
-                <w:sz w:val="22"/>
-                <w:szCs w:val="22"/>
-              </w:rPr>
-              <w:t>}}</w:t>
+              <w:t>{{reading_a_plus}}</w:t>
             </w:r>
           </w:p>
         </w:tc>
@@ -1262,15 +980,7 @@
               <w:jc w:val="center"/>
             </w:pPr>
             <w:r>
-              <w:t>{{</w:t>
-            </w:r>
-            <w:proofErr w:type="spellStart"/>
-            <w:r>
-              <w:t>accuracy</w:t>
-            </w:r>
-            <w:proofErr w:type="spellEnd"/>
-            <w:r>
-              <w:t>}}</w:t>
+              <w:t>{{accuracy}}</w:t>
             </w:r>
           </w:p>
         </w:tc>
@@ -1292,15 +1002,7 @@
               <w:jc w:val="center"/>
             </w:pPr>
             <w:r>
-              <w:t>{{</w:t>
-            </w:r>
-            <w:proofErr w:type="spellStart"/>
-            <w:r>
-              <w:t>verify</w:t>
-            </w:r>
-            <w:proofErr w:type="spellEnd"/>
-            <w:r>
-              <w:t>}}</w:t>
+              <w:t>{{verify}}</w:t>
             </w:r>
           </w:p>
         </w:tc>
@@ -1389,23 +1091,7 @@
                 <w:sz w:val="22"/>
                 <w:szCs w:val="22"/>
               </w:rPr>
-              <w:t>{{</w:t>
-            </w:r>
-            <w:proofErr w:type="spellStart"/>
-            <w:r>
-              <w:rPr>
-                <w:sz w:val="22"/>
-                <w:szCs w:val="22"/>
-              </w:rPr>
-              <w:t>reading_a_minus</w:t>
-            </w:r>
-            <w:proofErr w:type="spellEnd"/>
-            <w:r>
-              <w:rPr>
-                <w:sz w:val="22"/>
-                <w:szCs w:val="22"/>
-              </w:rPr>
-              <w:t>}}</w:t>
+              <w:t>{{reading_a_minus}}</w:t>
             </w:r>
           </w:p>
         </w:tc>
@@ -1524,23 +1210,7 @@
                 <w:sz w:val="22"/>
                 <w:szCs w:val="22"/>
               </w:rPr>
-              <w:t>{{</w:t>
-            </w:r>
-            <w:proofErr w:type="spellStart"/>
-            <w:r>
-              <w:rPr>
-                <w:sz w:val="22"/>
-                <w:szCs w:val="22"/>
-              </w:rPr>
-              <w:t>reading_r_plus</w:t>
-            </w:r>
-            <w:proofErr w:type="spellEnd"/>
-            <w:r>
-              <w:rPr>
-                <w:sz w:val="22"/>
-                <w:szCs w:val="22"/>
-              </w:rPr>
-              <w:t>}}</w:t>
+              <w:t>{{reading_r_plus}}</w:t>
             </w:r>
           </w:p>
         </w:tc>
@@ -1659,23 +1329,7 @@
                 <w:sz w:val="22"/>
                 <w:szCs w:val="22"/>
               </w:rPr>
-              <w:t>{{</w:t>
-            </w:r>
-            <w:proofErr w:type="spellStart"/>
-            <w:r>
-              <w:rPr>
-                <w:sz w:val="22"/>
-                <w:szCs w:val="22"/>
-              </w:rPr>
-              <w:t>reading_r_minus</w:t>
-            </w:r>
-            <w:proofErr w:type="spellEnd"/>
-            <w:r>
-              <w:rPr>
-                <w:sz w:val="22"/>
-                <w:szCs w:val="22"/>
-              </w:rPr>
-              <w:t>}}</w:t>
+              <w:t>{{reading_r_minus}}</w:t>
             </w:r>
           </w:p>
         </w:tc>
@@ -1758,39 +1412,7 @@
           <w:sz w:val="24"/>
           <w:szCs w:val="24"/>
         </w:rPr>
-        <w:t>{{</w:t>
-      </w:r>
-      <w:proofErr w:type="spellStart"/>
-      <w:r>
-        <w:rPr>
-          <w:sz w:val="24"/>
-          <w:szCs w:val="24"/>
-        </w:rPr>
-        <w:t>reason</w:t>
-      </w:r>
-      <w:proofErr w:type="spellEnd"/>
-      <w:r>
-        <w:rPr>
-          <w:sz w:val="24"/>
-          <w:szCs w:val="24"/>
-        </w:rPr>
-        <w:t>}} {{</w:t>
-      </w:r>
-      <w:proofErr w:type="spellStart"/>
-      <w:r>
-        <w:rPr>
-          <w:sz w:val="24"/>
-          <w:szCs w:val="24"/>
-        </w:rPr>
-        <w:t>result</w:t>
-      </w:r>
-      <w:proofErr w:type="spellEnd"/>
-      <w:r>
-        <w:rPr>
-          <w:sz w:val="24"/>
-          <w:szCs w:val="24"/>
-        </w:rPr>
-        <w:t xml:space="preserve">}} </w:t>
+        <w:t xml:space="preserve">{{reason}} {{result}} </w:t>
       </w:r>
     </w:p>
     <w:p>
@@ -1813,23 +1435,7 @@
           <w:sz w:val="24"/>
           <w:szCs w:val="24"/>
         </w:rPr>
-        <w:t>Клеммная крышка прибора учета опломбирована пломбами: {{</w:t>
-      </w:r>
-      <w:proofErr w:type="spellStart"/>
-      <w:r>
-        <w:rPr>
-          <w:sz w:val="24"/>
-          <w:szCs w:val="24"/>
-        </w:rPr>
-        <w:t>seal_number</w:t>
-      </w:r>
-      <w:proofErr w:type="spellEnd"/>
-      <w:r>
-        <w:rPr>
-          <w:sz w:val="24"/>
-          <w:szCs w:val="24"/>
-        </w:rPr>
-        <w:t>}}</w:t>
+        <w:t>Клеммная крышка прибора учета опломбирована пломбами: {{seal_number}}</w:t>
       </w:r>
     </w:p>
     <w:p>
@@ -1869,9 +1475,8 @@
           <w:szCs w:val="24"/>
           <w:lang w:val="en-US"/>
         </w:rPr>
-        <w:t>{{</w:t>
-      </w:r>
-      <w:proofErr w:type="spellStart"/>
+        <w:t xml:space="preserve">{{employee_signature_title}} </w:t>
+      </w:r>
       <w:r>
         <w:rPr>
           <w:rFonts w:ascii="Times New Roman CYR" w:hAnsi="Times New Roman CYR"/>
@@ -1879,47 +1484,8 @@
           <w:szCs w:val="24"/>
           <w:lang w:val="en-US"/>
         </w:rPr>
-        <w:t>employee_signature_title</w:t>
-      </w:r>
-      <w:proofErr w:type="spellEnd"/>
-      <w:r>
-        <w:rPr>
-          <w:rFonts w:ascii="Times New Roman CYR" w:hAnsi="Times New Roman CYR"/>
-          <w:sz w:val="24"/>
-          <w:szCs w:val="24"/>
-          <w:lang w:val="en-US"/>
-        </w:rPr>
-        <w:t xml:space="preserve">}} </w:t>
-      </w:r>
-      <w:r>
-        <w:rPr>
-          <w:rFonts w:ascii="Times New Roman CYR" w:hAnsi="Times New Roman CYR"/>
-          <w:sz w:val="24"/>
-          <w:szCs w:val="24"/>
-          <w:lang w:val="en-US"/>
-        </w:rPr>
         <w:tab/>
-        <w:t>{{</w:t>
-      </w:r>
-      <w:proofErr w:type="spellStart"/>
-      <w:r>
-        <w:rPr>
-          <w:rFonts w:ascii="Times New Roman CYR" w:hAnsi="Times New Roman CYR"/>
-          <w:sz w:val="24"/>
-          <w:szCs w:val="24"/>
-          <w:lang w:val="en-US"/>
-        </w:rPr>
-        <w:t>employee_name</w:t>
-      </w:r>
-      <w:proofErr w:type="spellEnd"/>
-      <w:r>
-        <w:rPr>
-          <w:rFonts w:ascii="Times New Roman CYR" w:hAnsi="Times New Roman CYR"/>
-          <w:sz w:val="24"/>
-          <w:szCs w:val="24"/>
-          <w:lang w:val="en-US"/>
-        </w:rPr>
-        <w:t>}}</w:t>
+        <w:t>{{employee_name}}</w:t>
       </w:r>
     </w:p>
     <w:p>
@@ -1959,9 +1525,8 @@
           <w:szCs w:val="24"/>
           <w:lang w:val="en-US"/>
         </w:rPr>
-        <w:t xml:space="preserve"> {{</w:t>
-      </w:r>
-      <w:proofErr w:type="spellStart"/>
+        <w:t xml:space="preserve"> {{representative_organization}}</w:t>
+      </w:r>
       <w:r>
         <w:rPr>
           <w:rFonts w:ascii="Times New Roman CYR" w:hAnsi="Times New Roman CYR"/>
@@ -1969,67 +1534,8 @@
           <w:szCs w:val="24"/>
           <w:lang w:val="en-US"/>
         </w:rPr>
-        <w:t>representative_organization</w:t>
-      </w:r>
-      <w:proofErr w:type="spellEnd"/>
-      <w:r>
-        <w:rPr>
-          <w:rFonts w:ascii="Times New Roman CYR" w:hAnsi="Times New Roman CYR"/>
-          <w:sz w:val="24"/>
-          <w:szCs w:val="24"/>
-          <w:lang w:val="en-US"/>
-        </w:rPr>
-        <w:t>}}</w:t>
-      </w:r>
-      <w:r>
-        <w:rPr>
-          <w:rFonts w:ascii="Times New Roman CYR" w:hAnsi="Times New Roman CYR"/>
-          <w:sz w:val="24"/>
-          <w:szCs w:val="24"/>
-          <w:lang w:val="en-US"/>
-        </w:rPr>
         <w:tab/>
-        <w:t>{{</w:t>
-      </w:r>
-      <w:proofErr w:type="spellStart"/>
-      <w:r>
-        <w:rPr>
-          <w:rFonts w:ascii="Times New Roman CYR" w:hAnsi="Times New Roman CYR"/>
-          <w:sz w:val="24"/>
-          <w:szCs w:val="24"/>
-          <w:lang w:val="en-US"/>
-        </w:rPr>
-        <w:t>representative_name</w:t>
-      </w:r>
-      <w:proofErr w:type="spellEnd"/>
-      <w:r>
-        <w:rPr>
-          <w:rFonts w:ascii="Times New Roman CYR" w:hAnsi="Times New Roman CYR"/>
-          <w:sz w:val="24"/>
-          <w:szCs w:val="24"/>
-          <w:lang w:val="en-US"/>
-        </w:rPr>
-        <w:t>}}{{/</w:t>
-      </w:r>
-      <w:proofErr w:type="spellStart"/>
-      <w:r>
-        <w:rPr>
-          <w:rFonts w:ascii="Times New Roman CYR" w:hAnsi="Times New Roman CYR"/>
-          <w:sz w:val="24"/>
-          <w:szCs w:val="24"/>
-          <w:lang w:val="en-US"/>
-        </w:rPr>
-        <w:t>representative_signature</w:t>
-      </w:r>
-      <w:proofErr w:type="spellEnd"/>
-      <w:r>
-        <w:rPr>
-          <w:rFonts w:ascii="Times New Roman CYR" w:hAnsi="Times New Roman CYR"/>
-          <w:sz w:val="24"/>
-          <w:szCs w:val="24"/>
-          <w:lang w:val="en-US"/>
-        </w:rPr>
-        <w:t>}}</w:t>
+        <w:t>{{representative_name}}{{/representative_signature}}</w:t>
       </w:r>
     </w:p>
     <w:p>

--- a/templates/act_meter_reading.docx
+++ b/templates/act_meter_reading.docx
@@ -147,6 +147,7 @@
                       <w:szCs w:val="18"/>
                     </w:rPr>
                   </w:pPr>
+                  <w:proofErr w:type="gramStart"/>
                   <w:r>
                     <w:rPr>
                       <w:b/>
@@ -154,7 +155,17 @@
                       <w:sz w:val="18"/>
                       <w:szCs w:val="18"/>
                     </w:rPr>
-                    <w:t>110010  г. Костанай,</w:t>
+                    <w:t>110010  г.</w:t>
+                  </w:r>
+                  <w:proofErr w:type="gramEnd"/>
+                  <w:r>
+                    <w:rPr>
+                      <w:b/>
+                      <w:bCs/>
+                      <w:sz w:val="18"/>
+                      <w:szCs w:val="18"/>
+                    </w:rPr>
+                    <w:t xml:space="preserve"> Костанай,</w:t>
                   </w:r>
                 </w:p>
                 <w:p>
@@ -384,7 +395,27 @@
                       <w:szCs w:val="24"/>
                       <w:lang w:val="en-US"/>
                     </w:rPr>
-                    <w:t>{{area_name}}</w:t>
+                    <w:t>{{</w:t>
+                  </w:r>
+                  <w:proofErr w:type="spellStart"/>
+                  <w:r>
+                    <w:rPr>
+                      <w:b/>
+                      <w:sz w:val="24"/>
+                      <w:szCs w:val="24"/>
+                      <w:lang w:val="en-US"/>
+                    </w:rPr>
+                    <w:t>area_name</w:t>
+                  </w:r>
+                  <w:proofErr w:type="spellEnd"/>
+                  <w:r>
+                    <w:rPr>
+                      <w:b/>
+                      <w:sz w:val="24"/>
+                      <w:szCs w:val="24"/>
+                      <w:lang w:val="en-US"/>
+                    </w:rPr>
+                    <w:t>}}</w:t>
                   </w:r>
                 </w:p>
                 <w:p>
@@ -497,7 +528,55 @@
           <w:sz w:val="24"/>
           <w:szCs w:val="24"/>
         </w:rPr>
-        <w:t>“{{day}}” {{month}} {{year}} год</w:t>
+        <w:t>“{{</w:t>
+      </w:r>
+      <w:proofErr w:type="spellStart"/>
+      <w:r>
+        <w:rPr>
+          <w:sz w:val="24"/>
+          <w:szCs w:val="24"/>
+        </w:rPr>
+        <w:t>day</w:t>
+      </w:r>
+      <w:proofErr w:type="spellEnd"/>
+      <w:r>
+        <w:rPr>
+          <w:sz w:val="24"/>
+          <w:szCs w:val="24"/>
+        </w:rPr>
+        <w:t>}}” {{</w:t>
+      </w:r>
+      <w:proofErr w:type="spellStart"/>
+      <w:r>
+        <w:rPr>
+          <w:sz w:val="24"/>
+          <w:szCs w:val="24"/>
+        </w:rPr>
+        <w:t>month</w:t>
+      </w:r>
+      <w:proofErr w:type="spellEnd"/>
+      <w:r>
+        <w:rPr>
+          <w:sz w:val="24"/>
+          <w:szCs w:val="24"/>
+        </w:rPr>
+        <w:t>}} {{</w:t>
+      </w:r>
+      <w:proofErr w:type="spellStart"/>
+      <w:r>
+        <w:rPr>
+          <w:sz w:val="24"/>
+          <w:szCs w:val="24"/>
+        </w:rPr>
+        <w:t>year</w:t>
+      </w:r>
+      <w:proofErr w:type="spellEnd"/>
+      <w:r>
+        <w:rPr>
+          <w:sz w:val="24"/>
+          <w:szCs w:val="24"/>
+        </w:rPr>
+        <w:t>}} год</w:t>
       </w:r>
     </w:p>
     <w:p>
@@ -513,7 +592,55 @@
           <w:sz w:val="24"/>
           <w:szCs w:val="24"/>
         </w:rPr>
-        <w:t>{{#with_representatives}}Представитель ТОО «Межрегионэнерготранзит» {{employee_position}} {{employee_name}}{{/with_representatives}}</w:t>
+        <w:t>{{#with_representatives}}Представитель ТОО «Межрегионэнерготранзит» {{</w:t>
+      </w:r>
+      <w:proofErr w:type="spellStart"/>
+      <w:r>
+        <w:rPr>
+          <w:sz w:val="24"/>
+          <w:szCs w:val="24"/>
+        </w:rPr>
+        <w:t>employee_position</w:t>
+      </w:r>
+      <w:proofErr w:type="spellEnd"/>
+      <w:r>
+        <w:rPr>
+          <w:sz w:val="24"/>
+          <w:szCs w:val="24"/>
+        </w:rPr>
+        <w:t>}} {{</w:t>
+      </w:r>
+      <w:proofErr w:type="spellStart"/>
+      <w:r>
+        <w:rPr>
+          <w:sz w:val="24"/>
+          <w:szCs w:val="24"/>
+        </w:rPr>
+        <w:t>employee_name</w:t>
+      </w:r>
+      <w:proofErr w:type="spellEnd"/>
+      <w:r>
+        <w:rPr>
+          <w:sz w:val="24"/>
+          <w:szCs w:val="24"/>
+        </w:rPr>
+        <w:t>}}{{/</w:t>
+      </w:r>
+      <w:proofErr w:type="spellStart"/>
+      <w:r>
+        <w:rPr>
+          <w:sz w:val="24"/>
+          <w:szCs w:val="24"/>
+        </w:rPr>
+        <w:t>with_representatives</w:t>
+      </w:r>
+      <w:proofErr w:type="spellEnd"/>
+      <w:r>
+        <w:rPr>
+          <w:sz w:val="24"/>
+          <w:szCs w:val="24"/>
+        </w:rPr>
+        <w:t>}}</w:t>
       </w:r>
     </w:p>
     <w:p>
@@ -531,7 +658,16 @@
           <w:szCs w:val="24"/>
           <w:lang w:val="en-US"/>
         </w:rPr>
-        <w:t>{{#with_representatives}}</w:t>
+        <w:t>{{#with_representatives</w:t>
+      </w:r>
+      <w:proofErr w:type="gramStart"/>
+      <w:r>
+        <w:rPr>
+          <w:sz w:val="24"/>
+          <w:szCs w:val="24"/>
+          <w:lang w:val="en-US"/>
+        </w:rPr>
+        <w:t>}}</w:t>
       </w:r>
       <w:r>
         <w:rPr>
@@ -540,6 +676,7 @@
         </w:rPr>
         <w:t>В</w:t>
       </w:r>
+      <w:proofErr w:type="gramEnd"/>
       <w:r>
         <w:rPr>
           <w:sz w:val="24"/>
@@ -576,7 +713,25 @@
           <w:szCs w:val="24"/>
           <w:lang w:val="en-US"/>
         </w:rPr>
-        <w:t>: {{/with_representatives}}</w:t>
+        <w:t>: {{/</w:t>
+      </w:r>
+      <w:proofErr w:type="spellStart"/>
+      <w:r>
+        <w:rPr>
+          <w:sz w:val="24"/>
+          <w:szCs w:val="24"/>
+          <w:lang w:val="en-US"/>
+        </w:rPr>
+        <w:t>with_representatives</w:t>
+      </w:r>
+      <w:proofErr w:type="spellEnd"/>
+      <w:r>
+        <w:rPr>
+          <w:sz w:val="24"/>
+          <w:szCs w:val="24"/>
+          <w:lang w:val="en-US"/>
+        </w:rPr>
+        <w:t>}}</w:t>
       </w:r>
     </w:p>
     <w:p>
@@ -594,7 +749,89 @@
           <w:szCs w:val="24"/>
           <w:lang w:val="en-US"/>
         </w:rPr>
-        <w:t>{{#representatives_top}}{{representative_organization}} {{representative_position}} {{representative_name}}{{/representatives_top}}</w:t>
+        <w:t>{{#representatives_top</w:t>
+      </w:r>
+      <w:proofErr w:type="gramStart"/>
+      <w:r>
+        <w:rPr>
+          <w:sz w:val="24"/>
+          <w:szCs w:val="24"/>
+          <w:lang w:val="en-US"/>
+        </w:rPr>
+        <w:t>}}{</w:t>
+      </w:r>
+      <w:proofErr w:type="gramEnd"/>
+      <w:r>
+        <w:rPr>
+          <w:sz w:val="24"/>
+          <w:szCs w:val="24"/>
+          <w:lang w:val="en-US"/>
+        </w:rPr>
+        <w:t>{representative_organization}} {{</w:t>
+      </w:r>
+      <w:proofErr w:type="spellStart"/>
+      <w:r>
+        <w:rPr>
+          <w:sz w:val="24"/>
+          <w:szCs w:val="24"/>
+          <w:lang w:val="en-US"/>
+        </w:rPr>
+        <w:t>representative_position</w:t>
+      </w:r>
+      <w:proofErr w:type="spellEnd"/>
+      <w:r>
+        <w:rPr>
+          <w:sz w:val="24"/>
+          <w:szCs w:val="24"/>
+          <w:lang w:val="en-US"/>
+        </w:rPr>
+        <w:t>}} {{</w:t>
+      </w:r>
+      <w:proofErr w:type="spellStart"/>
+      <w:r>
+        <w:rPr>
+          <w:sz w:val="24"/>
+          <w:szCs w:val="24"/>
+          <w:lang w:val="en-US"/>
+        </w:rPr>
+        <w:t>representative_name</w:t>
+      </w:r>
+      <w:proofErr w:type="spellEnd"/>
+      <w:proofErr w:type="gramStart"/>
+      <w:r>
+        <w:rPr>
+          <w:sz w:val="24"/>
+          <w:szCs w:val="24"/>
+          <w:lang w:val="en-US"/>
+        </w:rPr>
+        <w:t>}}{</w:t>
+      </w:r>
+      <w:proofErr w:type="gramEnd"/>
+      <w:r>
+        <w:rPr>
+          <w:sz w:val="24"/>
+          <w:szCs w:val="24"/>
+          <w:lang w:val="en-US"/>
+        </w:rPr>
+        <w:t>{/</w:t>
+      </w:r>
+      <w:proofErr w:type="spellStart"/>
+      <w:r>
+        <w:rPr>
+          <w:sz w:val="24"/>
+          <w:szCs w:val="24"/>
+          <w:lang w:val="en-US"/>
+        </w:rPr>
+        <w:t>representatives_top</w:t>
+      </w:r>
+      <w:proofErr w:type="spellEnd"/>
+      <w:r>
+        <w:rPr>
+          <w:sz w:val="24"/>
+          <w:szCs w:val="24"/>
+          <w:lang w:val="en-US"/>
+        </w:rPr>
+        <w:t>}}</w:t>
       </w:r>
     </w:p>
     <w:p>
@@ -645,8 +882,42 @@
           <w:sz w:val="24"/>
           <w:szCs w:val="24"/>
         </w:rPr>
-        <w:t>прибора учета на стороне {{voltage}}кВ.</w:t>
-      </w:r>
+        <w:t>прибора учета на стороне {{</w:t>
+      </w:r>
+      <w:proofErr w:type="spellStart"/>
+      <w:r>
+        <w:rPr>
+          <w:sz w:val="24"/>
+          <w:szCs w:val="24"/>
+        </w:rPr>
+        <w:t>voltage</w:t>
+      </w:r>
+      <w:proofErr w:type="spellEnd"/>
+      <w:proofErr w:type="gramStart"/>
+      <w:r>
+        <w:rPr>
+          <w:sz w:val="24"/>
+          <w:szCs w:val="24"/>
+        </w:rPr>
+        <w:t>}}</w:t>
+      </w:r>
+      <w:proofErr w:type="spellStart"/>
+      <w:r>
+        <w:rPr>
+          <w:sz w:val="24"/>
+          <w:szCs w:val="24"/>
+        </w:rPr>
+        <w:t>кВ</w:t>
+      </w:r>
+      <w:proofErr w:type="gramEnd"/>
+      <w:r>
+        <w:rPr>
+          <w:sz w:val="24"/>
+          <w:szCs w:val="24"/>
+        </w:rPr>
+        <w:t>.</w:t>
+      </w:r>
+      <w:proofErr w:type="spellEnd"/>
     </w:p>
     <w:p>
       <w:pPr>
@@ -669,7 +940,27 @@
           <w:szCs w:val="24"/>
           <w:lang w:val="en-US"/>
         </w:rPr>
-        <w:t>{{connection_name}}</w:t>
+        <w:t>{{</w:t>
+      </w:r>
+      <w:proofErr w:type="spellStart"/>
+      <w:r>
+        <w:rPr>
+          <w:b/>
+          <w:sz w:val="24"/>
+          <w:szCs w:val="24"/>
+          <w:lang w:val="en-US"/>
+        </w:rPr>
+        <w:t>connection_name</w:t>
+      </w:r>
+      <w:proofErr w:type="spellEnd"/>
+      <w:r>
+        <w:rPr>
+          <w:b/>
+          <w:sz w:val="24"/>
+          <w:szCs w:val="24"/>
+          <w:lang w:val="en-US"/>
+        </w:rPr>
+        <w:t>}}</w:t>
       </w:r>
       <w:r>
         <w:rPr>
@@ -681,6 +972,7 @@
         </w:rPr>
         <w:tab/>
       </w:r>
+      <w:proofErr w:type="spellStart"/>
       <w:r>
         <w:rPr>
           <w:b/>
@@ -690,6 +982,7 @@
         </w:rPr>
         <w:t>Ктт</w:t>
       </w:r>
+      <w:proofErr w:type="spellEnd"/>
       <w:r>
         <w:rPr>
           <w:b/>
@@ -698,7 +991,29 @@
           <w:szCs w:val="24"/>
           <w:lang w:val="en-US"/>
         </w:rPr>
-        <w:t>={{ct_ratio}}</w:t>
+        <w:t>={{</w:t>
+      </w:r>
+      <w:proofErr w:type="spellStart"/>
+      <w:r>
+        <w:rPr>
+          <w:b/>
+          <w:bCs/>
+          <w:sz w:val="24"/>
+          <w:szCs w:val="24"/>
+          <w:lang w:val="en-US"/>
+        </w:rPr>
+        <w:t>ct_ratio</w:t>
+      </w:r>
+      <w:proofErr w:type="spellEnd"/>
+      <w:r>
+        <w:rPr>
+          <w:b/>
+          <w:bCs/>
+          <w:sz w:val="24"/>
+          <w:szCs w:val="24"/>
+          <w:lang w:val="en-US"/>
+        </w:rPr>
+        <w:t>}}</w:t>
       </w:r>
     </w:p>
     <w:tbl>
@@ -739,12 +1054,14 @@
             <w:pPr>
               <w:jc w:val="center"/>
               <w:rPr>
-                <w:sz w:val="20"/>
+                <w:sz w:val="24"/>
+                <w:szCs w:val="24"/>
               </w:rPr>
             </w:pPr>
             <w:r>
               <w:rPr>
-                <w:sz w:val="20"/>
+                <w:sz w:val="24"/>
+                <w:szCs w:val="24"/>
               </w:rPr>
               <w:t>Тип прибора учета</w:t>
             </w:r>
@@ -766,12 +1083,14 @@
             <w:pPr>
               <w:jc w:val="center"/>
               <w:rPr>
-                <w:sz w:val="20"/>
+                <w:sz w:val="24"/>
+                <w:szCs w:val="24"/>
               </w:rPr>
             </w:pPr>
             <w:r>
               <w:rPr>
-                <w:sz w:val="20"/>
+                <w:sz w:val="24"/>
+                <w:szCs w:val="24"/>
               </w:rPr>
               <w:t>Заводской номер</w:t>
             </w:r>
@@ -794,12 +1113,14 @@
             <w:pPr>
               <w:jc w:val="center"/>
               <w:rPr>
-                <w:sz w:val="20"/>
+                <w:sz w:val="24"/>
+                <w:szCs w:val="24"/>
               </w:rPr>
             </w:pPr>
             <w:r>
               <w:rPr>
-                <w:sz w:val="20"/>
+                <w:sz w:val="24"/>
+                <w:szCs w:val="24"/>
               </w:rPr>
               <w:t>Показания</w:t>
             </w:r>
@@ -821,12 +1142,14 @@
             <w:pPr>
               <w:jc w:val="center"/>
               <w:rPr>
-                <w:sz w:val="20"/>
+                <w:sz w:val="24"/>
+                <w:szCs w:val="24"/>
               </w:rPr>
             </w:pPr>
             <w:r>
               <w:rPr>
-                <w:sz w:val="20"/>
+                <w:sz w:val="24"/>
+                <w:szCs w:val="24"/>
               </w:rPr>
               <w:t>Класс точности</w:t>
             </w:r>
@@ -848,12 +1171,14 @@
             <w:pPr>
               <w:jc w:val="center"/>
               <w:rPr>
-                <w:sz w:val="20"/>
+                <w:sz w:val="24"/>
+                <w:szCs w:val="24"/>
               </w:rPr>
             </w:pPr>
             <w:r>
               <w:rPr>
-                <w:sz w:val="20"/>
+                <w:sz w:val="24"/>
+                <w:szCs w:val="24"/>
               </w:rPr>
               <w:t>Год поверки</w:t>
             </w:r>
@@ -882,7 +1207,15 @@
               <w:jc w:val="center"/>
             </w:pPr>
             <w:r>
-              <w:t>{{meter_name}}</w:t>
+              <w:t>{{</w:t>
+            </w:r>
+            <w:proofErr w:type="spellStart"/>
+            <w:r>
+              <w:t>meter_name</w:t>
+            </w:r>
+            <w:proofErr w:type="spellEnd"/>
+            <w:r>
+              <w:t>}}</w:t>
             </w:r>
           </w:p>
         </w:tc>
@@ -904,7 +1237,15 @@
               <w:jc w:val="center"/>
             </w:pPr>
             <w:r>
-              <w:t>{{meter_serial}}</w:t>
+              <w:t>{{</w:t>
+            </w:r>
+            <w:proofErr w:type="spellStart"/>
+            <w:r>
+              <w:t>meter_serial</w:t>
+            </w:r>
+            <w:proofErr w:type="spellEnd"/>
+            <w:r>
+              <w:t>}}</w:t>
             </w:r>
           </w:p>
         </w:tc>
@@ -958,7 +1299,23 @@
                 <w:sz w:val="22"/>
                 <w:szCs w:val="22"/>
               </w:rPr>
-              <w:t>{{reading_a_plus}}</w:t>
+              <w:t>{{</w:t>
+            </w:r>
+            <w:proofErr w:type="spellStart"/>
+            <w:r>
+              <w:rPr>
+                <w:sz w:val="22"/>
+                <w:szCs w:val="22"/>
+              </w:rPr>
+              <w:t>reading_a_plus</w:t>
+            </w:r>
+            <w:proofErr w:type="spellEnd"/>
+            <w:r>
+              <w:rPr>
+                <w:sz w:val="22"/>
+                <w:szCs w:val="22"/>
+              </w:rPr>
+              <w:t>}}</w:t>
             </w:r>
           </w:p>
         </w:tc>
@@ -980,7 +1337,15 @@
               <w:jc w:val="center"/>
             </w:pPr>
             <w:r>
-              <w:t>{{accuracy}}</w:t>
+              <w:t>{{</w:t>
+            </w:r>
+            <w:proofErr w:type="spellStart"/>
+            <w:r>
+              <w:t>accuracy</w:t>
+            </w:r>
+            <w:proofErr w:type="spellEnd"/>
+            <w:r>
+              <w:t>}}</w:t>
             </w:r>
           </w:p>
         </w:tc>
@@ -1002,7 +1367,15 @@
               <w:jc w:val="center"/>
             </w:pPr>
             <w:r>
-              <w:t>{{verify}}</w:t>
+              <w:t>{{</w:t>
+            </w:r>
+            <w:proofErr w:type="spellStart"/>
+            <w:r>
+              <w:t>verify</w:t>
+            </w:r>
+            <w:proofErr w:type="spellEnd"/>
+            <w:r>
+              <w:t>}}</w:t>
             </w:r>
           </w:p>
         </w:tc>
@@ -1091,7 +1464,23 @@
                 <w:sz w:val="22"/>
                 <w:szCs w:val="22"/>
               </w:rPr>
-              <w:t>{{reading_a_minus}}</w:t>
+              <w:t>{{</w:t>
+            </w:r>
+            <w:proofErr w:type="spellStart"/>
+            <w:r>
+              <w:rPr>
+                <w:sz w:val="22"/>
+                <w:szCs w:val="22"/>
+              </w:rPr>
+              <w:t>reading_a_minus</w:t>
+            </w:r>
+            <w:proofErr w:type="spellEnd"/>
+            <w:r>
+              <w:rPr>
+                <w:sz w:val="22"/>
+                <w:szCs w:val="22"/>
+              </w:rPr>
+              <w:t>}}</w:t>
             </w:r>
           </w:p>
         </w:tc>
@@ -1210,7 +1599,23 @@
                 <w:sz w:val="22"/>
                 <w:szCs w:val="22"/>
               </w:rPr>
-              <w:t>{{reading_r_plus}}</w:t>
+              <w:t>{{</w:t>
+            </w:r>
+            <w:proofErr w:type="spellStart"/>
+            <w:r>
+              <w:rPr>
+                <w:sz w:val="22"/>
+                <w:szCs w:val="22"/>
+              </w:rPr>
+              <w:t>reading_r_plus</w:t>
+            </w:r>
+            <w:proofErr w:type="spellEnd"/>
+            <w:r>
+              <w:rPr>
+                <w:sz w:val="22"/>
+                <w:szCs w:val="22"/>
+              </w:rPr>
+              <w:t>}}</w:t>
             </w:r>
           </w:p>
         </w:tc>
@@ -1329,7 +1734,23 @@
                 <w:sz w:val="22"/>
                 <w:szCs w:val="22"/>
               </w:rPr>
-              <w:t>{{reading_r_minus}}</w:t>
+              <w:t>{{</w:t>
+            </w:r>
+            <w:proofErr w:type="spellStart"/>
+            <w:r>
+              <w:rPr>
+                <w:sz w:val="22"/>
+                <w:szCs w:val="22"/>
+              </w:rPr>
+              <w:t>reading_r_minus</w:t>
+            </w:r>
+            <w:proofErr w:type="spellEnd"/>
+            <w:r>
+              <w:rPr>
+                <w:sz w:val="22"/>
+                <w:szCs w:val="22"/>
+              </w:rPr>
+              <w:t>}}</w:t>
             </w:r>
           </w:p>
         </w:tc>
@@ -1412,7 +1833,39 @@
           <w:sz w:val="24"/>
           <w:szCs w:val="24"/>
         </w:rPr>
-        <w:t xml:space="preserve">{{reason}} {{result}} </w:t>
+        <w:t>{{</w:t>
+      </w:r>
+      <w:proofErr w:type="spellStart"/>
+      <w:r>
+        <w:rPr>
+          <w:sz w:val="24"/>
+          <w:szCs w:val="24"/>
+        </w:rPr>
+        <w:t>reason</w:t>
+      </w:r>
+      <w:proofErr w:type="spellEnd"/>
+      <w:r>
+        <w:rPr>
+          <w:sz w:val="24"/>
+          <w:szCs w:val="24"/>
+        </w:rPr>
+        <w:t>}} {{</w:t>
+      </w:r>
+      <w:proofErr w:type="spellStart"/>
+      <w:r>
+        <w:rPr>
+          <w:sz w:val="24"/>
+          <w:szCs w:val="24"/>
+        </w:rPr>
+        <w:t>result</w:t>
+      </w:r>
+      <w:proofErr w:type="spellEnd"/>
+      <w:r>
+        <w:rPr>
+          <w:sz w:val="24"/>
+          <w:szCs w:val="24"/>
+        </w:rPr>
+        <w:t xml:space="preserve">}} </w:t>
       </w:r>
     </w:p>
     <w:p>
@@ -1435,7 +1888,23 @@
           <w:sz w:val="24"/>
           <w:szCs w:val="24"/>
         </w:rPr>
-        <w:t>Клеммная крышка прибора учета опломбирована пломбами: {{seal_number}}</w:t>
+        <w:t>Клеммная крышка прибора учета опломбирована пломбами: {{</w:t>
+      </w:r>
+      <w:proofErr w:type="spellStart"/>
+      <w:r>
+        <w:rPr>
+          <w:sz w:val="24"/>
+          <w:szCs w:val="24"/>
+        </w:rPr>
+        <w:t>seal_number</w:t>
+      </w:r>
+      <w:proofErr w:type="spellEnd"/>
+      <w:r>
+        <w:rPr>
+          <w:sz w:val="24"/>
+          <w:szCs w:val="24"/>
+        </w:rPr>
+        <w:t>}}</w:t>
       </w:r>
     </w:p>
     <w:p>
@@ -1475,8 +1944,9 @@
           <w:szCs w:val="24"/>
           <w:lang w:val="en-US"/>
         </w:rPr>
-        <w:t xml:space="preserve">{{employee_signature_title}} </w:t>
-      </w:r>
+        <w:t>{{</w:t>
+      </w:r>
+      <w:proofErr w:type="spellStart"/>
       <w:r>
         <w:rPr>
           <w:rFonts w:ascii="Times New Roman CYR" w:hAnsi="Times New Roman CYR"/>
@@ -1484,8 +1954,47 @@
           <w:szCs w:val="24"/>
           <w:lang w:val="en-US"/>
         </w:rPr>
+        <w:t>employee_signature_title</w:t>
+      </w:r>
+      <w:proofErr w:type="spellEnd"/>
+      <w:r>
+        <w:rPr>
+          <w:rFonts w:ascii="Times New Roman CYR" w:hAnsi="Times New Roman CYR"/>
+          <w:sz w:val="24"/>
+          <w:szCs w:val="24"/>
+          <w:lang w:val="en-US"/>
+        </w:rPr>
+        <w:t xml:space="preserve">}} </w:t>
+      </w:r>
+      <w:r>
+        <w:rPr>
+          <w:rFonts w:ascii="Times New Roman CYR" w:hAnsi="Times New Roman CYR"/>
+          <w:sz w:val="24"/>
+          <w:szCs w:val="24"/>
+          <w:lang w:val="en-US"/>
+        </w:rPr>
         <w:tab/>
-        <w:t>{{employee_name}}</w:t>
+        <w:t>{{</w:t>
+      </w:r>
+      <w:proofErr w:type="spellStart"/>
+      <w:r>
+        <w:rPr>
+          <w:rFonts w:ascii="Times New Roman CYR" w:hAnsi="Times New Roman CYR"/>
+          <w:sz w:val="24"/>
+          <w:szCs w:val="24"/>
+          <w:lang w:val="en-US"/>
+        </w:rPr>
+        <w:t>employee_name</w:t>
+      </w:r>
+      <w:proofErr w:type="spellEnd"/>
+      <w:r>
+        <w:rPr>
+          <w:rFonts w:ascii="Times New Roman CYR" w:hAnsi="Times New Roman CYR"/>
+          <w:sz w:val="24"/>
+          <w:szCs w:val="24"/>
+          <w:lang w:val="en-US"/>
+        </w:rPr>
+        <w:t>}}</w:t>
       </w:r>
     </w:p>
     <w:p>
@@ -1508,16 +2017,27 @@
           <w:szCs w:val="24"/>
           <w:lang w:val="en-US"/>
         </w:rPr>
-        <w:t>{{#representative_signature}}</w:t>
-      </w:r>
+        <w:t>{{#representative_signature</w:t>
+      </w:r>
+      <w:proofErr w:type="gramStart"/>
       <w:r>
         <w:rPr>
           <w:rFonts w:ascii="Times New Roman CYR" w:hAnsi="Times New Roman CYR"/>
           <w:sz w:val="24"/>
           <w:szCs w:val="24"/>
+          <w:lang w:val="en-US"/>
+        </w:rPr>
+        <w:t>}}</w:t>
+      </w:r>
+      <w:r>
+        <w:rPr>
+          <w:rFonts w:ascii="Times New Roman CYR" w:hAnsi="Times New Roman CYR"/>
+          <w:sz w:val="24"/>
+          <w:szCs w:val="24"/>
         </w:rPr>
         <w:t>Представитель</w:t>
       </w:r>
+      <w:proofErr w:type="gramEnd"/>
       <w:r>
         <w:rPr>
           <w:rFonts w:ascii="Times New Roman CYR" w:hAnsi="Times New Roman CYR"/>
@@ -1525,8 +2045,9 @@
           <w:szCs w:val="24"/>
           <w:lang w:val="en-US"/>
         </w:rPr>
-        <w:t xml:space="preserve"> {{representative_organization}}</w:t>
-      </w:r>
+        <w:t xml:space="preserve"> {{</w:t>
+      </w:r>
+      <w:proofErr w:type="spellStart"/>
       <w:r>
         <w:rPr>
           <w:rFonts w:ascii="Times New Roman CYR" w:hAnsi="Times New Roman CYR"/>
@@ -1534,8 +2055,78 @@
           <w:szCs w:val="24"/>
           <w:lang w:val="en-US"/>
         </w:rPr>
+        <w:t>representative_organization</w:t>
+      </w:r>
+      <w:proofErr w:type="spellEnd"/>
+      <w:r>
+        <w:rPr>
+          <w:rFonts w:ascii="Times New Roman CYR" w:hAnsi="Times New Roman CYR"/>
+          <w:sz w:val="24"/>
+          <w:szCs w:val="24"/>
+          <w:lang w:val="en-US"/>
+        </w:rPr>
+        <w:t>}}</w:t>
+      </w:r>
+      <w:r>
+        <w:rPr>
+          <w:rFonts w:ascii="Times New Roman CYR" w:hAnsi="Times New Roman CYR"/>
+          <w:sz w:val="24"/>
+          <w:szCs w:val="24"/>
+          <w:lang w:val="en-US"/>
+        </w:rPr>
         <w:tab/>
-        <w:t>{{representative_name}}{{/representative_signature}}</w:t>
+        <w:t>{{</w:t>
+      </w:r>
+      <w:proofErr w:type="spellStart"/>
+      <w:r>
+        <w:rPr>
+          <w:rFonts w:ascii="Times New Roman CYR" w:hAnsi="Times New Roman CYR"/>
+          <w:sz w:val="24"/>
+          <w:szCs w:val="24"/>
+          <w:lang w:val="en-US"/>
+        </w:rPr>
+        <w:t>representative_name</w:t>
+      </w:r>
+      <w:proofErr w:type="spellEnd"/>
+      <w:proofErr w:type="gramStart"/>
+      <w:r>
+        <w:rPr>
+          <w:rFonts w:ascii="Times New Roman CYR" w:hAnsi="Times New Roman CYR"/>
+          <w:sz w:val="24"/>
+          <w:szCs w:val="24"/>
+          <w:lang w:val="en-US"/>
+        </w:rPr>
+        <w:t>}}{</w:t>
+      </w:r>
+      <w:proofErr w:type="gramEnd"/>
+      <w:r>
+        <w:rPr>
+          <w:rFonts w:ascii="Times New Roman CYR" w:hAnsi="Times New Roman CYR"/>
+          <w:sz w:val="24"/>
+          <w:szCs w:val="24"/>
+          <w:lang w:val="en-US"/>
+        </w:rPr>
+        <w:t>{/</w:t>
+      </w:r>
+      <w:proofErr w:type="spellStart"/>
+      <w:r>
+        <w:rPr>
+          <w:rFonts w:ascii="Times New Roman CYR" w:hAnsi="Times New Roman CYR"/>
+          <w:sz w:val="24"/>
+          <w:szCs w:val="24"/>
+          <w:lang w:val="en-US"/>
+        </w:rPr>
+        <w:t>representative_signature</w:t>
+      </w:r>
+      <w:proofErr w:type="spellEnd"/>
+      <w:r>
+        <w:rPr>
+          <w:rFonts w:ascii="Times New Roman CYR" w:hAnsi="Times New Roman CYR"/>
+          <w:sz w:val="24"/>
+          <w:szCs w:val="24"/>
+          <w:lang w:val="en-US"/>
+        </w:rPr>
+        <w:t>}}</w:t>
       </w:r>
     </w:p>
     <w:p>

--- a/templates/act_meter_reading.docx
+++ b/templates/act_meter_reading.docx
@@ -147,7 +147,6 @@
                       <w:szCs w:val="18"/>
                     </w:rPr>
                   </w:pPr>
-                  <w:proofErr w:type="gramStart"/>
                   <w:r>
                     <w:rPr>
                       <w:b/>
@@ -155,17 +154,7 @@
                       <w:sz w:val="18"/>
                       <w:szCs w:val="18"/>
                     </w:rPr>
-                    <w:t>110010  г.</w:t>
-                  </w:r>
-                  <w:proofErr w:type="gramEnd"/>
-                  <w:r>
-                    <w:rPr>
-                      <w:b/>
-                      <w:bCs/>
-                      <w:sz w:val="18"/>
-                      <w:szCs w:val="18"/>
-                    </w:rPr>
-                    <w:t xml:space="preserve"> Костанай,</w:t>
+                    <w:t>110010  г. Костанай,</w:t>
                   </w:r>
                 </w:p>
                 <w:p>
@@ -395,27 +384,7 @@
                       <w:szCs w:val="24"/>
                       <w:lang w:val="en-US"/>
                     </w:rPr>
-                    <w:t>{{</w:t>
-                  </w:r>
-                  <w:proofErr w:type="spellStart"/>
-                  <w:r>
-                    <w:rPr>
-                      <w:b/>
-                      <w:sz w:val="24"/>
-                      <w:szCs w:val="24"/>
-                      <w:lang w:val="en-US"/>
-                    </w:rPr>
-                    <w:t>area_name</w:t>
-                  </w:r>
-                  <w:proofErr w:type="spellEnd"/>
-                  <w:r>
-                    <w:rPr>
-                      <w:b/>
-                      <w:sz w:val="24"/>
-                      <w:szCs w:val="24"/>
-                      <w:lang w:val="en-US"/>
-                    </w:rPr>
-                    <w:t>}}</w:t>
+                    <w:t>{{area_name}}</w:t>
                   </w:r>
                 </w:p>
                 <w:p>
@@ -528,55 +497,7 @@
           <w:sz w:val="24"/>
           <w:szCs w:val="24"/>
         </w:rPr>
-        <w:t>“{{</w:t>
-      </w:r>
-      <w:proofErr w:type="spellStart"/>
-      <w:r>
-        <w:rPr>
-          <w:sz w:val="24"/>
-          <w:szCs w:val="24"/>
-        </w:rPr>
-        <w:t>day</w:t>
-      </w:r>
-      <w:proofErr w:type="spellEnd"/>
-      <w:r>
-        <w:rPr>
-          <w:sz w:val="24"/>
-          <w:szCs w:val="24"/>
-        </w:rPr>
-        <w:t>}}” {{</w:t>
-      </w:r>
-      <w:proofErr w:type="spellStart"/>
-      <w:r>
-        <w:rPr>
-          <w:sz w:val="24"/>
-          <w:szCs w:val="24"/>
-        </w:rPr>
-        <w:t>month</w:t>
-      </w:r>
-      <w:proofErr w:type="spellEnd"/>
-      <w:r>
-        <w:rPr>
-          <w:sz w:val="24"/>
-          <w:szCs w:val="24"/>
-        </w:rPr>
-        <w:t>}} {{</w:t>
-      </w:r>
-      <w:proofErr w:type="spellStart"/>
-      <w:r>
-        <w:rPr>
-          <w:sz w:val="24"/>
-          <w:szCs w:val="24"/>
-        </w:rPr>
-        <w:t>year</w:t>
-      </w:r>
-      <w:proofErr w:type="spellEnd"/>
-      <w:r>
-        <w:rPr>
-          <w:sz w:val="24"/>
-          <w:szCs w:val="24"/>
-        </w:rPr>
-        <w:t>}} год</w:t>
+        <w:t>“{{day}}” {{month}} {{year}} год</w:t>
       </w:r>
     </w:p>
     <w:p>
@@ -592,55 +513,7 @@
           <w:sz w:val="24"/>
           <w:szCs w:val="24"/>
         </w:rPr>
-        <w:t>{{#with_representatives}}Представитель ТОО «Межрегионэнерготранзит» {{</w:t>
-      </w:r>
-      <w:proofErr w:type="spellStart"/>
-      <w:r>
-        <w:rPr>
-          <w:sz w:val="24"/>
-          <w:szCs w:val="24"/>
-        </w:rPr>
-        <w:t>employee_position</w:t>
-      </w:r>
-      <w:proofErr w:type="spellEnd"/>
-      <w:r>
-        <w:rPr>
-          <w:sz w:val="24"/>
-          <w:szCs w:val="24"/>
-        </w:rPr>
-        <w:t>}} {{</w:t>
-      </w:r>
-      <w:proofErr w:type="spellStart"/>
-      <w:r>
-        <w:rPr>
-          <w:sz w:val="24"/>
-          <w:szCs w:val="24"/>
-        </w:rPr>
-        <w:t>employee_name</w:t>
-      </w:r>
-      <w:proofErr w:type="spellEnd"/>
-      <w:r>
-        <w:rPr>
-          <w:sz w:val="24"/>
-          <w:szCs w:val="24"/>
-        </w:rPr>
-        <w:t>}}{{/</w:t>
-      </w:r>
-      <w:proofErr w:type="spellStart"/>
-      <w:r>
-        <w:rPr>
-          <w:sz w:val="24"/>
-          <w:szCs w:val="24"/>
-        </w:rPr>
-        <w:t>with_representatives</w:t>
-      </w:r>
-      <w:proofErr w:type="spellEnd"/>
-      <w:r>
-        <w:rPr>
-          <w:sz w:val="24"/>
-          <w:szCs w:val="24"/>
-        </w:rPr>
-        <w:t>}}</w:t>
+        <w:t>{{#with_representatives}}Представитель ТОО «Межрегионэнерготранзит» {{employee_position}} {{employee_name}}{{/with_representatives}}</w:t>
       </w:r>
     </w:p>
     <w:p>
@@ -658,25 +531,30 @@
           <w:szCs w:val="24"/>
           <w:lang w:val="en-US"/>
         </w:rPr>
-        <w:t>{{#with_representatives</w:t>
-      </w:r>
-      <w:proofErr w:type="gramStart"/>
+        <w:t>{{#with_representatives}}</w:t>
+      </w:r>
+      <w:r>
+        <w:rPr>
+          <w:sz w:val="24"/>
+          <w:szCs w:val="24"/>
+        </w:rPr>
+        <w:t>В</w:t>
+      </w:r>
       <w:r>
         <w:rPr>
           <w:sz w:val="24"/>
           <w:szCs w:val="24"/>
           <w:lang w:val="en-US"/>
         </w:rPr>
-        <w:t>}}</w:t>
-      </w:r>
-      <w:r>
-        <w:rPr>
-          <w:sz w:val="24"/>
-          <w:szCs w:val="24"/>
-        </w:rPr>
-        <w:t>В</w:t>
-      </w:r>
-      <w:proofErr w:type="gramEnd"/>
+        <w:t xml:space="preserve"> </w:t>
+      </w:r>
+      <w:r>
+        <w:rPr>
+          <w:sz w:val="24"/>
+          <w:szCs w:val="24"/>
+        </w:rPr>
+        <w:t>присутствии</w:t>
+      </w:r>
       <w:r>
         <w:rPr>
           <w:sz w:val="24"/>
@@ -690,7 +568,7 @@
           <w:sz w:val="24"/>
           <w:szCs w:val="24"/>
         </w:rPr>
-        <w:t>присутствии</w:t>
+        <w:t>представителей</w:t>
       </w:r>
       <w:r>
         <w:rPr>
@@ -698,40 +576,7 @@
           <w:szCs w:val="24"/>
           <w:lang w:val="en-US"/>
         </w:rPr>
-        <w:t xml:space="preserve"> </w:t>
-      </w:r>
-      <w:r>
-        <w:rPr>
-          <w:sz w:val="24"/>
-          <w:szCs w:val="24"/>
-        </w:rPr>
-        <w:t>представителей</w:t>
-      </w:r>
-      <w:r>
-        <w:rPr>
-          <w:sz w:val="24"/>
-          <w:szCs w:val="24"/>
-          <w:lang w:val="en-US"/>
-        </w:rPr>
-        <w:t>: {{/</w:t>
-      </w:r>
-      <w:proofErr w:type="spellStart"/>
-      <w:r>
-        <w:rPr>
-          <w:sz w:val="24"/>
-          <w:szCs w:val="24"/>
-          <w:lang w:val="en-US"/>
-        </w:rPr>
-        <w:t>with_representatives</w:t>
-      </w:r>
-      <w:proofErr w:type="spellEnd"/>
-      <w:r>
-        <w:rPr>
-          <w:sz w:val="24"/>
-          <w:szCs w:val="24"/>
-          <w:lang w:val="en-US"/>
-        </w:rPr>
-        <w:t>}}</w:t>
+        <w:t>: {{/with_representatives}}</w:t>
       </w:r>
     </w:p>
     <w:p>
@@ -749,89 +594,7 @@
           <w:szCs w:val="24"/>
           <w:lang w:val="en-US"/>
         </w:rPr>
-        <w:t>{{#representatives_top</w:t>
-      </w:r>
-      <w:proofErr w:type="gramStart"/>
-      <w:r>
-        <w:rPr>
-          <w:sz w:val="24"/>
-          <w:szCs w:val="24"/>
-          <w:lang w:val="en-US"/>
-        </w:rPr>
-        <w:t>}}{</w:t>
-      </w:r>
-      <w:proofErr w:type="gramEnd"/>
-      <w:r>
-        <w:rPr>
-          <w:sz w:val="24"/>
-          <w:szCs w:val="24"/>
-          <w:lang w:val="en-US"/>
-        </w:rPr>
-        <w:t>{representative_organization}} {{</w:t>
-      </w:r>
-      <w:proofErr w:type="spellStart"/>
-      <w:r>
-        <w:rPr>
-          <w:sz w:val="24"/>
-          <w:szCs w:val="24"/>
-          <w:lang w:val="en-US"/>
-        </w:rPr>
-        <w:t>representative_position</w:t>
-      </w:r>
-      <w:proofErr w:type="spellEnd"/>
-      <w:r>
-        <w:rPr>
-          <w:sz w:val="24"/>
-          <w:szCs w:val="24"/>
-          <w:lang w:val="en-US"/>
-        </w:rPr>
-        <w:t>}} {{</w:t>
-      </w:r>
-      <w:proofErr w:type="spellStart"/>
-      <w:r>
-        <w:rPr>
-          <w:sz w:val="24"/>
-          <w:szCs w:val="24"/>
-          <w:lang w:val="en-US"/>
-        </w:rPr>
-        <w:t>representative_name</w:t>
-      </w:r>
-      <w:proofErr w:type="spellEnd"/>
-      <w:proofErr w:type="gramStart"/>
-      <w:r>
-        <w:rPr>
-          <w:sz w:val="24"/>
-          <w:szCs w:val="24"/>
-          <w:lang w:val="en-US"/>
-        </w:rPr>
-        <w:t>}}{</w:t>
-      </w:r>
-      <w:proofErr w:type="gramEnd"/>
-      <w:r>
-        <w:rPr>
-          <w:sz w:val="24"/>
-          <w:szCs w:val="24"/>
-          <w:lang w:val="en-US"/>
-        </w:rPr>
-        <w:t>{/</w:t>
-      </w:r>
-      <w:proofErr w:type="spellStart"/>
-      <w:r>
-        <w:rPr>
-          <w:sz w:val="24"/>
-          <w:szCs w:val="24"/>
-          <w:lang w:val="en-US"/>
-        </w:rPr>
-        <w:t>representatives_top</w:t>
-      </w:r>
-      <w:proofErr w:type="spellEnd"/>
-      <w:r>
-        <w:rPr>
-          <w:sz w:val="24"/>
-          <w:szCs w:val="24"/>
-          <w:lang w:val="en-US"/>
-        </w:rPr>
-        <w:t>}}</w:t>
+        <w:t>{{#representatives_top}}{{representative_organization}} {{representative_position}} {{representative_name}}{{/representatives_top}}</w:t>
       </w:r>
     </w:p>
     <w:p>
@@ -882,42 +645,8 @@
           <w:sz w:val="24"/>
           <w:szCs w:val="24"/>
         </w:rPr>
-        <w:t>прибора учета на стороне {{</w:t>
-      </w:r>
-      <w:proofErr w:type="spellStart"/>
-      <w:r>
-        <w:rPr>
-          <w:sz w:val="24"/>
-          <w:szCs w:val="24"/>
-        </w:rPr>
-        <w:t>voltage</w:t>
-      </w:r>
-      <w:proofErr w:type="spellEnd"/>
-      <w:proofErr w:type="gramStart"/>
-      <w:r>
-        <w:rPr>
-          <w:sz w:val="24"/>
-          <w:szCs w:val="24"/>
-        </w:rPr>
-        <w:t>}}</w:t>
-      </w:r>
-      <w:proofErr w:type="spellStart"/>
-      <w:r>
-        <w:rPr>
-          <w:sz w:val="24"/>
-          <w:szCs w:val="24"/>
-        </w:rPr>
-        <w:t>кВ</w:t>
-      </w:r>
-      <w:proofErr w:type="gramEnd"/>
-      <w:r>
-        <w:rPr>
-          <w:sz w:val="24"/>
-          <w:szCs w:val="24"/>
-        </w:rPr>
-        <w:t>.</w:t>
-      </w:r>
-      <w:proofErr w:type="spellEnd"/>
+        <w:t>прибора учета на стороне {{voltage}}кВ.</w:t>
+      </w:r>
     </w:p>
     <w:p>
       <w:pPr>
@@ -940,27 +669,7 @@
           <w:szCs w:val="24"/>
           <w:lang w:val="en-US"/>
         </w:rPr>
-        <w:t>{{</w:t>
-      </w:r>
-      <w:proofErr w:type="spellStart"/>
-      <w:r>
-        <w:rPr>
-          <w:b/>
-          <w:sz w:val="24"/>
-          <w:szCs w:val="24"/>
-          <w:lang w:val="en-US"/>
-        </w:rPr>
-        <w:t>connection_name</w:t>
-      </w:r>
-      <w:proofErr w:type="spellEnd"/>
-      <w:r>
-        <w:rPr>
-          <w:b/>
-          <w:sz w:val="24"/>
-          <w:szCs w:val="24"/>
-          <w:lang w:val="en-US"/>
-        </w:rPr>
-        <w:t>}}</w:t>
+        <w:t>{{connection_name}}</w:t>
       </w:r>
       <w:r>
         <w:rPr>
@@ -972,7 +681,6 @@
         </w:rPr>
         <w:tab/>
       </w:r>
-      <w:proofErr w:type="spellStart"/>
       <w:r>
         <w:rPr>
           <w:b/>
@@ -982,7 +690,6 @@
         </w:rPr>
         <w:t>Ктт</w:t>
       </w:r>
-      <w:proofErr w:type="spellEnd"/>
       <w:r>
         <w:rPr>
           <w:b/>
@@ -991,29 +698,7 @@
           <w:szCs w:val="24"/>
           <w:lang w:val="en-US"/>
         </w:rPr>
-        <w:t>={{</w:t>
-      </w:r>
-      <w:proofErr w:type="spellStart"/>
-      <w:r>
-        <w:rPr>
-          <w:b/>
-          <w:bCs/>
-          <w:sz w:val="24"/>
-          <w:szCs w:val="24"/>
-          <w:lang w:val="en-US"/>
-        </w:rPr>
-        <w:t>ct_ratio</w:t>
-      </w:r>
-      <w:proofErr w:type="spellEnd"/>
-      <w:r>
-        <w:rPr>
-          <w:b/>
-          <w:bCs/>
-          <w:sz w:val="24"/>
-          <w:szCs w:val="24"/>
-          <w:lang w:val="en-US"/>
-        </w:rPr>
-        <w:t>}}</w:t>
+        <w:t>={{ct_ratio}}</w:t>
       </w:r>
     </w:p>
     <w:tbl>
@@ -1030,10 +715,10 @@
         <w:tblLook w:val="01E0" w:firstRow="1" w:lastRow="1" w:firstColumn="1" w:lastColumn="1" w:noHBand="0" w:noVBand="0"/>
       </w:tblPr>
       <w:tblGrid>
-        <w:gridCol w:w="2365"/>
         <w:gridCol w:w="2138"/>
-        <w:gridCol w:w="895"/>
-        <w:gridCol w:w="2154"/>
+        <w:gridCol w:w="2138"/>
+        <w:gridCol w:w="957"/>
+        <w:gridCol w:w="2330"/>
         <w:gridCol w:w="1749"/>
         <w:gridCol w:w="1423"/>
       </w:tblGrid>
@@ -1207,15 +892,7 @@
               <w:jc w:val="center"/>
             </w:pPr>
             <w:r>
-              <w:t>{{</w:t>
-            </w:r>
-            <w:proofErr w:type="spellStart"/>
-            <w:r>
-              <w:t>meter_name</w:t>
-            </w:r>
-            <w:proofErr w:type="spellEnd"/>
-            <w:r>
-              <w:t>}}</w:t>
+              <w:t>{{meter_name}}</w:t>
             </w:r>
           </w:p>
         </w:tc>
@@ -1237,15 +914,7 @@
               <w:jc w:val="center"/>
             </w:pPr>
             <w:r>
-              <w:t>{{</w:t>
-            </w:r>
-            <w:proofErr w:type="spellStart"/>
-            <w:r>
-              <w:t>meter_serial</w:t>
-            </w:r>
-            <w:proofErr w:type="spellEnd"/>
-            <w:r>
-              <w:t>}}</w:t>
+              <w:t>{{meter_serial}}</w:t>
             </w:r>
           </w:p>
         </w:tc>
@@ -1263,14 +932,14 @@
           <w:p>
             <w:pPr>
               <w:rPr>
-                <w:sz w:val="22"/>
-                <w:szCs w:val="22"/>
+                <w:sz w:val="24"/>
+                <w:szCs w:val="24"/>
               </w:rPr>
             </w:pPr>
             <w:r>
               <w:rPr>
-                <w:sz w:val="22"/>
-                <w:szCs w:val="22"/>
+                <w:sz w:val="24"/>
+                <w:szCs w:val="24"/>
               </w:rPr>
               <w:t>А(отд.)</w:t>
             </w:r>
@@ -1290,32 +959,16 @@
           <w:p>
             <w:pPr>
               <w:rPr>
-                <w:sz w:val="22"/>
-                <w:szCs w:val="22"/>
+                <w:sz w:val="24"/>
+                <w:szCs w:val="24"/>
               </w:rPr>
             </w:pPr>
             <w:r>
               <w:rPr>
-                <w:sz w:val="22"/>
-                <w:szCs w:val="22"/>
-              </w:rPr>
-              <w:t>{{</w:t>
-            </w:r>
-            <w:proofErr w:type="spellStart"/>
-            <w:r>
-              <w:rPr>
-                <w:sz w:val="22"/>
-                <w:szCs w:val="22"/>
-              </w:rPr>
-              <w:t>reading_a_plus</w:t>
-            </w:r>
-            <w:proofErr w:type="spellEnd"/>
-            <w:r>
-              <w:rPr>
-                <w:sz w:val="22"/>
-                <w:szCs w:val="22"/>
-              </w:rPr>
-              <w:t>}}</w:t>
+                <w:sz w:val="24"/>
+                <w:szCs w:val="24"/>
+              </w:rPr>
+              <w:t>{{reading_a_plus}}</w:t>
             </w:r>
           </w:p>
         </w:tc>
@@ -1337,15 +990,7 @@
               <w:jc w:val="center"/>
             </w:pPr>
             <w:r>
-              <w:t>{{</w:t>
-            </w:r>
-            <w:proofErr w:type="spellStart"/>
-            <w:r>
-              <w:t>accuracy</w:t>
-            </w:r>
-            <w:proofErr w:type="spellEnd"/>
-            <w:r>
-              <w:t>}}</w:t>
+              <w:t>{{accuracy}}</w:t>
             </w:r>
           </w:p>
         </w:tc>
@@ -1367,15 +1012,7 @@
               <w:jc w:val="center"/>
             </w:pPr>
             <w:r>
-              <w:t>{{</w:t>
-            </w:r>
-            <w:proofErr w:type="spellStart"/>
-            <w:r>
-              <w:t>verify</w:t>
-            </w:r>
-            <w:proofErr w:type="spellEnd"/>
-            <w:r>
-              <w:t>}}</w:t>
+              <w:t>{{verify}}</w:t>
             </w:r>
           </w:p>
         </w:tc>
@@ -1428,14 +1065,14 @@
           <w:p>
             <w:pPr>
               <w:rPr>
-                <w:sz w:val="22"/>
-                <w:szCs w:val="22"/>
+                <w:sz w:val="24"/>
+                <w:szCs w:val="24"/>
               </w:rPr>
             </w:pPr>
             <w:r>
               <w:rPr>
-                <w:sz w:val="22"/>
-                <w:szCs w:val="22"/>
+                <w:sz w:val="24"/>
+                <w:szCs w:val="24"/>
               </w:rPr>
               <w:t>А(пр.)</w:t>
             </w:r>
@@ -1455,32 +1092,16 @@
           <w:p>
             <w:pPr>
               <w:rPr>
-                <w:sz w:val="22"/>
-                <w:szCs w:val="22"/>
+                <w:sz w:val="24"/>
+                <w:szCs w:val="24"/>
               </w:rPr>
             </w:pPr>
             <w:r>
               <w:rPr>
-                <w:sz w:val="22"/>
-                <w:szCs w:val="22"/>
-              </w:rPr>
-              <w:t>{{</w:t>
-            </w:r>
-            <w:proofErr w:type="spellStart"/>
-            <w:r>
-              <w:rPr>
-                <w:sz w:val="22"/>
-                <w:szCs w:val="22"/>
-              </w:rPr>
-              <w:t>reading_a_minus</w:t>
-            </w:r>
-            <w:proofErr w:type="spellEnd"/>
-            <w:r>
-              <w:rPr>
-                <w:sz w:val="22"/>
-                <w:szCs w:val="22"/>
-              </w:rPr>
-              <w:t>}}</w:t>
+                <w:sz w:val="24"/>
+                <w:szCs w:val="24"/>
+              </w:rPr>
+              <w:t>{{reading_a_minus}}</w:t>
             </w:r>
           </w:p>
         </w:tc>
@@ -1563,14 +1184,14 @@
           <w:p>
             <w:pPr>
               <w:rPr>
-                <w:sz w:val="22"/>
-                <w:szCs w:val="22"/>
+                <w:sz w:val="24"/>
+                <w:szCs w:val="24"/>
               </w:rPr>
             </w:pPr>
             <w:r>
               <w:rPr>
-                <w:sz w:val="22"/>
-                <w:szCs w:val="22"/>
+                <w:sz w:val="24"/>
+                <w:szCs w:val="24"/>
               </w:rPr>
               <w:t>R(отд.)</w:t>
             </w:r>
@@ -1590,32 +1211,16 @@
           <w:p>
             <w:pPr>
               <w:rPr>
-                <w:sz w:val="22"/>
-                <w:szCs w:val="22"/>
+                <w:sz w:val="24"/>
+                <w:szCs w:val="24"/>
               </w:rPr>
             </w:pPr>
             <w:r>
               <w:rPr>
-                <w:sz w:val="22"/>
-                <w:szCs w:val="22"/>
-              </w:rPr>
-              <w:t>{{</w:t>
-            </w:r>
-            <w:proofErr w:type="spellStart"/>
-            <w:r>
-              <w:rPr>
-                <w:sz w:val="22"/>
-                <w:szCs w:val="22"/>
-              </w:rPr>
-              <w:t>reading_r_plus</w:t>
-            </w:r>
-            <w:proofErr w:type="spellEnd"/>
-            <w:r>
-              <w:rPr>
-                <w:sz w:val="22"/>
-                <w:szCs w:val="22"/>
-              </w:rPr>
-              <w:t>}}</w:t>
+                <w:sz w:val="24"/>
+                <w:szCs w:val="24"/>
+              </w:rPr>
+              <w:t>{{reading_r_plus}}</w:t>
             </w:r>
           </w:p>
         </w:tc>
@@ -1698,14 +1303,14 @@
           <w:p>
             <w:pPr>
               <w:rPr>
-                <w:sz w:val="22"/>
-                <w:szCs w:val="22"/>
+                <w:sz w:val="24"/>
+                <w:szCs w:val="24"/>
               </w:rPr>
             </w:pPr>
             <w:r>
               <w:rPr>
-                <w:sz w:val="22"/>
-                <w:szCs w:val="22"/>
+                <w:sz w:val="24"/>
+                <w:szCs w:val="24"/>
               </w:rPr>
               <w:t>R(пр.)</w:t>
             </w:r>
@@ -1725,32 +1330,16 @@
           <w:p>
             <w:pPr>
               <w:rPr>
-                <w:sz w:val="22"/>
-                <w:szCs w:val="22"/>
+                <w:sz w:val="24"/>
+                <w:szCs w:val="24"/>
               </w:rPr>
             </w:pPr>
             <w:r>
               <w:rPr>
-                <w:sz w:val="22"/>
-                <w:szCs w:val="22"/>
-              </w:rPr>
-              <w:t>{{</w:t>
-            </w:r>
-            <w:proofErr w:type="spellStart"/>
-            <w:r>
-              <w:rPr>
-                <w:sz w:val="22"/>
-                <w:szCs w:val="22"/>
-              </w:rPr>
-              <w:t>reading_r_minus</w:t>
-            </w:r>
-            <w:proofErr w:type="spellEnd"/>
-            <w:r>
-              <w:rPr>
-                <w:sz w:val="22"/>
-                <w:szCs w:val="22"/>
-              </w:rPr>
-              <w:t>}}</w:t>
+                <w:sz w:val="24"/>
+                <w:szCs w:val="24"/>
+              </w:rPr>
+              <w:t>{{reading_r_minus}}</w:t>
             </w:r>
           </w:p>
         </w:tc>
@@ -1833,39 +1422,7 @@
           <w:sz w:val="24"/>
           <w:szCs w:val="24"/>
         </w:rPr>
-        <w:t>{{</w:t>
-      </w:r>
-      <w:proofErr w:type="spellStart"/>
-      <w:r>
-        <w:rPr>
-          <w:sz w:val="24"/>
-          <w:szCs w:val="24"/>
-        </w:rPr>
-        <w:t>reason</w:t>
-      </w:r>
-      <w:proofErr w:type="spellEnd"/>
-      <w:r>
-        <w:rPr>
-          <w:sz w:val="24"/>
-          <w:szCs w:val="24"/>
-        </w:rPr>
-        <w:t>}} {{</w:t>
-      </w:r>
-      <w:proofErr w:type="spellStart"/>
-      <w:r>
-        <w:rPr>
-          <w:sz w:val="24"/>
-          <w:szCs w:val="24"/>
-        </w:rPr>
-        <w:t>result</w:t>
-      </w:r>
-      <w:proofErr w:type="spellEnd"/>
-      <w:r>
-        <w:rPr>
-          <w:sz w:val="24"/>
-          <w:szCs w:val="24"/>
-        </w:rPr>
-        <w:t xml:space="preserve">}} </w:t>
+        <w:t xml:space="preserve">{{reason}} {{result}} </w:t>
       </w:r>
     </w:p>
     <w:p>
@@ -1888,23 +1445,7 @@
           <w:sz w:val="24"/>
           <w:szCs w:val="24"/>
         </w:rPr>
-        <w:t>Клеммная крышка прибора учета опломбирована пломбами: {{</w:t>
-      </w:r>
-      <w:proofErr w:type="spellStart"/>
-      <w:r>
-        <w:rPr>
-          <w:sz w:val="24"/>
-          <w:szCs w:val="24"/>
-        </w:rPr>
-        <w:t>seal_number</w:t>
-      </w:r>
-      <w:proofErr w:type="spellEnd"/>
-      <w:r>
-        <w:rPr>
-          <w:sz w:val="24"/>
-          <w:szCs w:val="24"/>
-        </w:rPr>
-        <w:t>}}</w:t>
+        <w:t>Клеммная крышка прибора учета опломбирована пломбами: {{seal_number}}</w:t>
       </w:r>
     </w:p>
     <w:p>
@@ -1944,9 +1485,8 @@
           <w:szCs w:val="24"/>
           <w:lang w:val="en-US"/>
         </w:rPr>
-        <w:t>{{</w:t>
-      </w:r>
-      <w:proofErr w:type="spellStart"/>
+        <w:t xml:space="preserve">{{employee_signature_title}} </w:t>
+      </w:r>
       <w:r>
         <w:rPr>
           <w:rFonts w:ascii="Times New Roman CYR" w:hAnsi="Times New Roman CYR"/>
@@ -1954,47 +1494,8 @@
           <w:szCs w:val="24"/>
           <w:lang w:val="en-US"/>
         </w:rPr>
-        <w:t>employee_signature_title</w:t>
-      </w:r>
-      <w:proofErr w:type="spellEnd"/>
-      <w:r>
-        <w:rPr>
-          <w:rFonts w:ascii="Times New Roman CYR" w:hAnsi="Times New Roman CYR"/>
-          <w:sz w:val="24"/>
-          <w:szCs w:val="24"/>
-          <w:lang w:val="en-US"/>
-        </w:rPr>
-        <w:t xml:space="preserve">}} </w:t>
-      </w:r>
-      <w:r>
-        <w:rPr>
-          <w:rFonts w:ascii="Times New Roman CYR" w:hAnsi="Times New Roman CYR"/>
-          <w:sz w:val="24"/>
-          <w:szCs w:val="24"/>
-          <w:lang w:val="en-US"/>
-        </w:rPr>
         <w:tab/>
-        <w:t>{{</w:t>
-      </w:r>
-      <w:proofErr w:type="spellStart"/>
-      <w:r>
-        <w:rPr>
-          <w:rFonts w:ascii="Times New Roman CYR" w:hAnsi="Times New Roman CYR"/>
-          <w:sz w:val="24"/>
-          <w:szCs w:val="24"/>
-          <w:lang w:val="en-US"/>
-        </w:rPr>
-        <w:t>employee_name</w:t>
-      </w:r>
-      <w:proofErr w:type="spellEnd"/>
-      <w:r>
-        <w:rPr>
-          <w:rFonts w:ascii="Times New Roman CYR" w:hAnsi="Times New Roman CYR"/>
-          <w:sz w:val="24"/>
-          <w:szCs w:val="24"/>
-          <w:lang w:val="en-US"/>
-        </w:rPr>
-        <w:t>}}</w:t>
+        <w:t>{{employee_name}}</w:t>
       </w:r>
     </w:p>
     <w:p>
@@ -2017,116 +1518,34 @@
           <w:szCs w:val="24"/>
           <w:lang w:val="en-US"/>
         </w:rPr>
-        <w:t>{{#representative_signature</w:t>
-      </w:r>
-      <w:proofErr w:type="gramStart"/>
+        <w:t>{{#representative_signature}}</w:t>
+      </w:r>
       <w:r>
         <w:rPr>
           <w:rFonts w:ascii="Times New Roman CYR" w:hAnsi="Times New Roman CYR"/>
           <w:sz w:val="24"/>
           <w:szCs w:val="24"/>
+        </w:rPr>
+        <w:t>Представитель</w:t>
+      </w:r>
+      <w:r>
+        <w:rPr>
+          <w:rFonts w:ascii="Times New Roman CYR" w:hAnsi="Times New Roman CYR"/>
+          <w:sz w:val="24"/>
+          <w:szCs w:val="24"/>
           <w:lang w:val="en-US"/>
         </w:rPr>
-        <w:t>}}</w:t>
+        <w:t xml:space="preserve"> {{representative_organization}}</w:t>
       </w:r>
       <w:r>
         <w:rPr>
           <w:rFonts w:ascii="Times New Roman CYR" w:hAnsi="Times New Roman CYR"/>
           <w:sz w:val="24"/>
           <w:szCs w:val="24"/>
-        </w:rPr>
-        <w:t>Представитель</w:t>
-      </w:r>
-      <w:proofErr w:type="gramEnd"/>
-      <w:r>
-        <w:rPr>
-          <w:rFonts w:ascii="Times New Roman CYR" w:hAnsi="Times New Roman CYR"/>
-          <w:sz w:val="24"/>
-          <w:szCs w:val="24"/>
           <w:lang w:val="en-US"/>
         </w:rPr>
-        <w:t xml:space="preserve"> {{</w:t>
-      </w:r>
-      <w:proofErr w:type="spellStart"/>
-      <w:r>
-        <w:rPr>
-          <w:rFonts w:ascii="Times New Roman CYR" w:hAnsi="Times New Roman CYR"/>
-          <w:sz w:val="24"/>
-          <w:szCs w:val="24"/>
-          <w:lang w:val="en-US"/>
-        </w:rPr>
-        <w:t>representative_organization</w:t>
-      </w:r>
-      <w:proofErr w:type="spellEnd"/>
-      <w:r>
-        <w:rPr>
-          <w:rFonts w:ascii="Times New Roman CYR" w:hAnsi="Times New Roman CYR"/>
-          <w:sz w:val="24"/>
-          <w:szCs w:val="24"/>
-          <w:lang w:val="en-US"/>
-        </w:rPr>
-        <w:t>}}</w:t>
-      </w:r>
-      <w:r>
-        <w:rPr>
-          <w:rFonts w:ascii="Times New Roman CYR" w:hAnsi="Times New Roman CYR"/>
-          <w:sz w:val="24"/>
-          <w:szCs w:val="24"/>
-          <w:lang w:val="en-US"/>
-        </w:rPr>
         <w:tab/>
-        <w:t>{{</w:t>
-      </w:r>
-      <w:proofErr w:type="spellStart"/>
-      <w:r>
-        <w:rPr>
-          <w:rFonts w:ascii="Times New Roman CYR" w:hAnsi="Times New Roman CYR"/>
-          <w:sz w:val="24"/>
-          <w:szCs w:val="24"/>
-          <w:lang w:val="en-US"/>
-        </w:rPr>
-        <w:t>representative_name</w:t>
-      </w:r>
-      <w:proofErr w:type="spellEnd"/>
-      <w:proofErr w:type="gramStart"/>
-      <w:r>
-        <w:rPr>
-          <w:rFonts w:ascii="Times New Roman CYR" w:hAnsi="Times New Roman CYR"/>
-          <w:sz w:val="24"/>
-          <w:szCs w:val="24"/>
-          <w:lang w:val="en-US"/>
-        </w:rPr>
-        <w:t>}}{</w:t>
-      </w:r>
-      <w:proofErr w:type="gramEnd"/>
-      <w:r>
-        <w:rPr>
-          <w:rFonts w:ascii="Times New Roman CYR" w:hAnsi="Times New Roman CYR"/>
-          <w:sz w:val="24"/>
-          <w:szCs w:val="24"/>
-          <w:lang w:val="en-US"/>
-        </w:rPr>
-        <w:t>{/</w:t>
-      </w:r>
-      <w:proofErr w:type="spellStart"/>
-      <w:r>
-        <w:rPr>
-          <w:rFonts w:ascii="Times New Roman CYR" w:hAnsi="Times New Roman CYR"/>
-          <w:sz w:val="24"/>
-          <w:szCs w:val="24"/>
-          <w:lang w:val="en-US"/>
-        </w:rPr>
-        <w:t>representative_signature</w:t>
-      </w:r>
-      <w:proofErr w:type="spellEnd"/>
-      <w:r>
-        <w:rPr>
-          <w:rFonts w:ascii="Times New Roman CYR" w:hAnsi="Times New Roman CYR"/>
-          <w:sz w:val="24"/>
-          <w:szCs w:val="24"/>
-          <w:lang w:val="en-US"/>
-        </w:rPr>
-        <w:t>}}</w:t>
+        <w:t>{{representative_name}}{{/representative_signature}}</w:t>
       </w:r>
     </w:p>
     <w:p>
